--- a/p3/submission/p3_vietnam_title_page.docx
+++ b/p3/submission/p3_vietnam_title_page.docx
@@ -64,7 +64,7 @@
         <w:t xml:space="preserve"> </w:t>
       </w:r>
       <w:r>
-        <w:t xml:space="preserve">Asia Pacific Journal of Management (APJM)</w:t>
+        <w:t xml:space="preserve">Journal of Asia Business Studies (JABS), Emerald Publishing</w:t>
       </w:r>
     </w:p>
     <w:p>
@@ -82,7 +82,7 @@
         <w:t xml:space="preserve"> </w:t>
       </w:r>
       <w:r>
-        <w:t xml:space="preserve">10 May 2026</w:t>
+        <w:t xml:space="preserve">12 May 2026</w:t>
       </w:r>
     </w:p>
     <w:p>

--- a/p3/submission/p3_vietnam_title_page.docx
+++ b/p3/submission/p3_vietnam_title_page.docx
@@ -170,7 +170,7 @@
         <w:t xml:space="preserve"> </w:t>
       </w:r>
       <w:r>
-        <w:t xml:space="preserve">Vĩnh Long University of Technology Education (VLUTE)</w:t>
+        <w:t xml:space="preserve">College of Economics, Can Tho University (CTU)</w:t>
       </w:r>
     </w:p>
     <w:p>
@@ -192,7 +192,7 @@
         <w:t xml:space="preserve"> </w:t>
       </w:r>
       <w:r>
-        <w:t xml:space="preserve">73 Nguyễn Huệ, Phường 2, TP. Vĩnh Long, Tỉnh Vĩnh Long, Vietnam</w:t>
+        <w:t xml:space="preserve">Khu II, Đường 3/2, Ninh Kiều, Cần Thơ, Vietnam</w:t>
       </w:r>
     </w:p>
     <w:p>
@@ -214,7 +214,7 @@
         <w:t xml:space="preserve"> </w:t>
       </w:r>
       <w:r>
-        <w:t xml:space="preserve">huongdt@vlute.edu.vn</w:t>
+        <w:t xml:space="preserve">huongp1323001@gstudent.ctu.edu.vn</w:t>
       </w:r>
     </w:p>
     <w:p>

--- a/p3/submission/p3_vietnam_title_page.docx
+++ b/p3/submission/p3_vietnam_title_page.docx
@@ -2,7 +2,7 @@
 <file path=word/document.xml><?xml version="1.0" encoding="utf-8"?>
 <w:document xmlns:w="http://schemas.openxmlformats.org/wordprocessingml/2006/main" xmlns:m="http://schemas.openxmlformats.org/officeDocument/2006/math" xmlns:r="http://schemas.openxmlformats.org/officeDocument/2006/relationships" xmlns:o="urn:schemas-microsoft-com:office:office" xmlns:v="urn:schemas-microsoft-com:vml" xmlns:w10="urn:schemas-microsoft-com:office:word" xmlns:a="http://schemas.openxmlformats.org/drawingml/2006/main" xmlns:pic="http://schemas.openxmlformats.org/drawingml/2006/picture" xmlns:wp="http://schemas.openxmlformats.org/drawingml/2006/wordprocessingDrawing">
   <w:body>
-    <w:bookmarkStart w:id="32" w:name="author-title-page"/>
+    <w:bookmarkStart w:id="37" w:name="author-title-page"/>
     <w:p>
       <w:pPr>
         <w:pStyle w:val="Heading1"/>
@@ -11,7 +11,7 @@
         <w:t xml:space="preserve">Author Title Page</w:t>
       </w:r>
     </w:p>
-    <w:bookmarkStart w:id="20" w:name="X111b8602d2509ec0354d44a99d7a8df084e3e9b"/>
+    <w:bookmarkStart w:id="20" w:name="Xb67a4e6fa946c86d537e68b5d9ed0fce8783f05"/>
     <w:p>
       <w:pPr>
         <w:pStyle w:val="Heading2"/>
@@ -82,7 +82,7 @@
         <w:t xml:space="preserve"> </w:t>
       </w:r>
       <w:r>
-        <w:t xml:space="preserve">12 May 2026</w:t>
+        <w:t xml:space="preserve">15 May 2026</w:t>
       </w:r>
     </w:p>
     <w:p>
@@ -93,7 +93,7 @@
       </w:r>
     </w:p>
     <w:bookmarkEnd w:id="21"/>
-    <w:bookmarkStart w:id="24" w:name="authors"/>
+    <w:bookmarkStart w:id="28" w:name="authors"/>
     <w:p>
       <w:pPr>
         <w:pStyle w:val="Heading2"/>
@@ -102,7 +102,7 @@
         <w:t xml:space="preserve">Authors</w:t>
       </w:r>
     </w:p>
-    <w:bookmarkStart w:id="22" w:name="first-author"/>
+    <w:bookmarkStart w:id="24" w:name="first-author"/>
     <w:p>
       <w:pPr>
         <w:pStyle w:val="Heading3"/>
@@ -213,9 +213,14 @@
       <w:r>
         <w:t xml:space="preserve"> </w:t>
       </w:r>
-      <w:r>
-        <w:t xml:space="preserve">huongp1323001@gstudent.ctu.edu.vn</w:t>
-      </w:r>
+      <w:hyperlink r:id="rId22">
+        <w:r>
+          <w:rPr>
+            <w:rStyle w:val="Hyperlink"/>
+          </w:rPr>
+          <w:t xml:space="preserve">huongp1323001@gstudent.ctu.edu.vn</w:t>
+        </w:r>
+      </w:hyperlink>
     </w:p>
     <w:p>
       <w:pPr>
@@ -236,7 +241,18 @@
         <w:t xml:space="preserve"> </w:t>
       </w:r>
       <w:r>
-        <w:t xml:space="preserve">0000-0002-7711-2487 (https://orcid.org/0000-0002-7711-2487)</w:t>
+        <w:t xml:space="preserve">0000-0002-7711-2487 (</w:t>
+      </w:r>
+      <w:hyperlink r:id="rId23">
+        <w:r>
+          <w:rPr>
+            <w:rStyle w:val="Hyperlink"/>
+          </w:rPr>
+          <w:t xml:space="preserve">https://orcid.org/0000-0002-7711-2487</w:t>
+        </w:r>
+      </w:hyperlink>
+      <w:r>
+        <w:t xml:space="preserve">)</w:t>
       </w:r>
     </w:p>
     <w:p>
@@ -261,8 +277,8 @@
         <w:t xml:space="preserve">First author</w:t>
       </w:r>
     </w:p>
-    <w:bookmarkEnd w:id="22"/>
-    <w:bookmarkStart w:id="23" w:name="second-author-corresponding-author"/>
+    <w:bookmarkEnd w:id="24"/>
+    <w:bookmarkStart w:id="27" w:name="second-author-corresponding-author"/>
     <w:p>
       <w:pPr>
         <w:pStyle w:val="Heading3"/>
@@ -373,9 +389,14 @@
       <w:r>
         <w:t xml:space="preserve"> </w:t>
       </w:r>
-      <w:r>
-        <w:t xml:space="preserve">patu@ctu.edu.vn</w:t>
-      </w:r>
+      <w:hyperlink r:id="rId25">
+        <w:r>
+          <w:rPr>
+            <w:rStyle w:val="Hyperlink"/>
+          </w:rPr>
+          <w:t xml:space="preserve">patu@ctu.edu.vn</w:t>
+        </w:r>
+      </w:hyperlink>
     </w:p>
     <w:p>
       <w:pPr>
@@ -396,7 +417,18 @@
         <w:t xml:space="preserve"> </w:t>
       </w:r>
       <w:r>
-        <w:t xml:space="preserve">0000-0003-0667-3137 (https://orcid.org/0000-0003-0667-3137)</w:t>
+        <w:t xml:space="preserve">0000-0003-0667-3137 (</w:t>
+      </w:r>
+      <w:hyperlink r:id="rId26">
+        <w:r>
+          <w:rPr>
+            <w:rStyle w:val="Hyperlink"/>
+          </w:rPr>
+          <w:t xml:space="preserve">https://orcid.org/0000-0003-0667-3137</w:t>
+        </w:r>
+      </w:hyperlink>
+      <w:r>
+        <w:t xml:space="preserve">)</w:t>
       </w:r>
     </w:p>
     <w:p>
@@ -428,9 +460,9 @@
         </w:pict>
       </w:r>
     </w:p>
-    <w:bookmarkEnd w:id="23"/>
-    <w:bookmarkEnd w:id="24"/>
-    <w:bookmarkStart w:id="25" w:name="credit-author-contributions"/>
+    <w:bookmarkEnd w:id="27"/>
+    <w:bookmarkEnd w:id="28"/>
+    <w:bookmarkStart w:id="29" w:name="credit-author-contributions"/>
     <w:p>
       <w:pPr>
         <w:pStyle w:val="Heading2"/>
@@ -1032,8 +1064,8 @@
         </w:pict>
       </w:r>
     </w:p>
-    <w:bookmarkEnd w:id="25"/>
-    <w:bookmarkStart w:id="26" w:name="acknowledgements"/>
+    <w:bookmarkEnd w:id="29"/>
+    <w:bookmarkStart w:id="30" w:name="acknowledgements"/>
     <w:p>
       <w:pPr>
         <w:pStyle w:val="Heading2"/>
@@ -1065,8 +1097,8 @@
         </w:pict>
       </w:r>
     </w:p>
-    <w:bookmarkEnd w:id="26"/>
-    <w:bookmarkStart w:id="27" w:name="conflict-of-interest"/>
+    <w:bookmarkEnd w:id="30"/>
+    <w:bookmarkStart w:id="31" w:name="conflict-of-interest"/>
     <w:p>
       <w:pPr>
         <w:pStyle w:val="Heading2"/>
@@ -1090,8 +1122,8 @@
         </w:pict>
       </w:r>
     </w:p>
-    <w:bookmarkEnd w:id="27"/>
-    <w:bookmarkStart w:id="28" w:name="funding"/>
+    <w:bookmarkEnd w:id="31"/>
+    <w:bookmarkStart w:id="32" w:name="funding"/>
     <w:p>
       <w:pPr>
         <w:pStyle w:val="Heading2"/>
@@ -1115,8 +1147,8 @@
         </w:pict>
       </w:r>
     </w:p>
-    <w:bookmarkEnd w:id="28"/>
-    <w:bookmarkStart w:id="29" w:name="data-availability-statement"/>
+    <w:bookmarkEnd w:id="32"/>
+    <w:bookmarkStart w:id="34" w:name="data-availability-statement"/>
     <w:p>
       <w:pPr>
         <w:pStyle w:val="Heading2"/>
@@ -1130,7 +1162,18 @@
         <w:pStyle w:val="FirstParagraph"/>
       </w:pPr>
       <w:r>
-        <w:t xml:space="preserve">The data that support the findings of this study are from the World Bank Enterprise Surveys and are available from the World Bank Enterprise Surveys portal (www.enterprisesurveys.org), subject to registration and compliance with the World Bank Enterprise Surveys Data Access Protocol. Because the protocol restricts redistribution of the original .dta files to third parties, the authors do not redistribute the raw survey files. Replication materials, including variable-construction details, model specifications, and computational outputs, are available from the corresponding author upon reasonable request and may be shared to the extent permitted by the data-access terms.</w:t>
+        <w:t xml:space="preserve">The data that support the findings of this study are from the World Bank Enterprise Surveys and are available from the World Bank Enterprise Surveys portal (</w:t>
+      </w:r>
+      <w:hyperlink r:id="rId33">
+        <w:r>
+          <w:rPr>
+            <w:rStyle w:val="Hyperlink"/>
+          </w:rPr>
+          <w:t xml:space="preserve">www.enterprisesurveys.org</w:t>
+        </w:r>
+      </w:hyperlink>
+      <w:r>
+        <w:t xml:space="preserve">), subject to registration and compliance with the World Bank Enterprise Surveys Data Access Protocol. Because the protocol restricts redistribution of the original .dta files to third parties, the authors do not redistribute the raw survey files. Replication materials, including variable-construction details, model specifications, and computational outputs, are available from the corresponding author upon reasonable request and may be shared to the extent permitted by the data-access terms.</w:t>
       </w:r>
     </w:p>
     <w:p>
@@ -1140,8 +1183,8 @@
         </w:pict>
       </w:r>
     </w:p>
-    <w:bookmarkEnd w:id="29"/>
-    <w:bookmarkStart w:id="30" w:name="X799c23334c5944d058eaf15944a1408ff96b683"/>
+    <w:bookmarkEnd w:id="34"/>
+    <w:bookmarkStart w:id="35" w:name="X799c23334c5944d058eaf15944a1408ff96b683"/>
     <w:p>
       <w:pPr>
         <w:pStyle w:val="Heading2"/>
@@ -1165,8 +1208,8 @@
         </w:pict>
       </w:r>
     </w:p>
-    <w:bookmarkEnd w:id="30"/>
-    <w:bookmarkStart w:id="31" w:name="manuscript-information"/>
+    <w:bookmarkEnd w:id="35"/>
+    <w:bookmarkStart w:id="36" w:name="manuscript-information"/>
     <w:p>
       <w:pPr>
         <w:pStyle w:val="Heading2"/>
@@ -1178,7 +1221,7 @@
     <w:tbl>
       <w:tblPr>
         <w:tblStyle w:val="Table"/>
-        <w:tblW w:type="pct" w:w="5000"/>
+        <w:tblW w:type="auto" w:w="0"/>
         <w:tblLook w:firstRow="1" w:lastRow="0" w:firstColumn="0" w:lastColumn="0" w:noHBand="0" w:noVBand="0" w:val="0020"/>
         <w:jc w:val="start"/>
       </w:tblPr>
@@ -1314,7 +1357,7 @@
               <w:jc w:val="left"/>
             </w:pPr>
             <w:r>
-              <w:t xml:space="preserve">4 (inline)</w:t>
+              <w:t xml:space="preserve">5 (inline)</w:t>
             </w:r>
           </w:p>
         </w:tc>
@@ -1476,9 +1519,12 @@
         </w:tc>
       </w:tr>
     </w:tbl>
-    <w:bookmarkEnd w:id="31"/>
-    <w:bookmarkEnd w:id="32"/>
-    <w:sectPr/>
+    <w:bookmarkEnd w:id="36"/>
+    <w:bookmarkEnd w:id="37"/>
+    <w:sectPr>
+      <w:pgSz w:h="16838" w:w="11906"/>
+      <w:pgMar w:bottom="1417" w:left="1417" w:right="1417" w:top="1417"/>
+    </w:sectPr>
   </w:body>
 </w:document>
 </file>
@@ -1693,29 +1739,59 @@
   <w:style w:default="1" w:styleId="Normal" w:type="paragraph">
     <w:name w:val="Normal"/>
     <w:qFormat/>
+    <w:pPr>
+      <w:spacing w:line="276" w:lineRule="auto"/>
+      <w:jc w:val="both"/>
+    </w:pPr>
+    <w:rPr>
+      <w:rFonts w:ascii="Times New Roman" w:eastAsia="Times New Roman" w:hAnsi="Times New Roman"/>
+      <w:color w:val="000000"/>
+      <w:sz w:val="24"/>
+    </w:rPr>
   </w:style>
   <w:style w:styleId="BodyText" w:type="paragraph">
     <w:name w:val="Body Text"/>
     <w:basedOn w:val="Normal"/>
     <w:link w:val="BodyTextChar"/>
     <w:pPr>
-      <w:spacing w:after="180" w:before="180"/>
+      <w:spacing w:after="180" w:before="180" w:line="276" w:lineRule="auto"/>
+      <w:jc w:val="both"/>
     </w:pPr>
     <w:qFormat/>
+    <w:rPr>
+      <w:rFonts w:ascii="Times New Roman" w:eastAsia="Times New Roman" w:hAnsi="Times New Roman"/>
+      <w:color w:val="000000"/>
+      <w:sz w:val="24"/>
+    </w:rPr>
   </w:style>
   <w:style w:customStyle="1" w:styleId="FirstParagraph" w:type="paragraph">
     <w:name w:val="First Paragraph"/>
     <w:basedOn w:val="BodyText"/>
     <w:next w:val="BodyText"/>
     <w:qFormat/>
+    <w:pPr>
+      <w:spacing w:line="276" w:lineRule="auto"/>
+      <w:jc w:val="both"/>
+    </w:pPr>
+    <w:rPr>
+      <w:rFonts w:ascii="Times New Roman" w:eastAsia="Times New Roman" w:hAnsi="Times New Roman"/>
+      <w:color w:val="000000"/>
+      <w:sz w:val="24"/>
+    </w:rPr>
   </w:style>
   <w:style w:customStyle="1" w:styleId="Compact" w:type="paragraph">
     <w:name w:val="Compact"/>
     <w:basedOn w:val="BodyText"/>
     <w:qFormat/>
     <w:pPr>
-      <w:spacing w:after="36" w:before="36"/>
-    </w:pPr>
+      <w:spacing w:after="36" w:before="36" w:line="276" w:lineRule="auto"/>
+      <w:jc w:val="both"/>
+    </w:pPr>
+    <w:rPr>
+      <w:rFonts w:ascii="Times New Roman" w:eastAsia="Times New Roman" w:hAnsi="Times New Roman"/>
+      <w:color w:val="000000"/>
+      <w:sz w:val="24"/>
+    </w:rPr>
   </w:style>
   <w:style w:styleId="Title" w:type="paragraph">
     <w:name w:val="Title"/>
@@ -1725,15 +1801,15 @@
     <w:pPr>
       <w:keepNext/>
       <w:keepLines/>
-      <w:spacing w:after="240" w:before="480"/>
-      <w:jc w:val="center"/>
-    </w:pPr>
-    <w:rPr>
-      <w:rFonts w:asciiTheme="majorHAnsi" w:cstheme="majorBidi" w:eastAsiaTheme="majorEastAsia" w:hAnsiTheme="majorHAnsi"/>
+      <w:spacing w:after="240" w:before="480" w:line="276" w:lineRule="auto"/>
+      <w:jc w:val="both"/>
+    </w:pPr>
+    <w:rPr>
+      <w:rFonts w:ascii="Times New Roman" w:asciiTheme="majorHAnsi" w:cstheme="majorBidi" w:eastAsia="Times New Roman" w:eastAsiaTheme="majorEastAsia" w:hAnsi="Times New Roman" w:hAnsiTheme="majorHAnsi"/>
       <w:b/>
       <w:bCs/>
-      <w:color w:themeColor="accent1" w:themeShade="B5" w:val="345A8A"/>
-      <w:sz w:val="36"/>
+      <w:color w:val="000000"/>
+      <w:sz w:val="24"/>
       <w:szCs w:val="36"/>
     </w:rPr>
   </w:style>
@@ -1745,11 +1821,13 @@
     <w:pPr>
       <w:keepNext/>
       <w:keepLines/>
-      <w:spacing w:after="240" w:before="240"/>
-      <w:jc w:val="center"/>
-    </w:pPr>
-    <w:rPr>
-      <w:sz w:val="30"/>
+      <w:spacing w:after="240" w:before="240" w:line="276" w:lineRule="auto"/>
+      <w:jc w:val="both"/>
+    </w:pPr>
+    <w:rPr>
+      <w:rFonts w:ascii="Times New Roman" w:eastAsia="Times New Roman" w:hAnsi="Times New Roman"/>
+      <w:color w:val="000000"/>
+      <w:sz w:val="24"/>
       <w:szCs w:val="30"/>
     </w:rPr>
   </w:style>
@@ -1760,8 +1838,14 @@
     <w:pPr>
       <w:keepNext/>
       <w:keepLines/>
-      <w:jc w:val="center"/>
-    </w:pPr>
+      <w:spacing w:line="276" w:lineRule="auto"/>
+      <w:jc w:val="both"/>
+    </w:pPr>
+    <w:rPr>
+      <w:rFonts w:ascii="Times New Roman" w:eastAsia="Times New Roman" w:hAnsi="Times New Roman"/>
+      <w:color w:val="000000"/>
+      <w:sz w:val="24"/>
+    </w:rPr>
   </w:style>
   <w:style w:styleId="Date" w:type="paragraph">
     <w:name w:val="Date"/>
@@ -1770,8 +1854,14 @@
     <w:pPr>
       <w:keepNext/>
       <w:keepLines/>
-      <w:jc w:val="center"/>
-    </w:pPr>
+      <w:spacing w:line="276" w:lineRule="auto"/>
+      <w:jc w:val="both"/>
+    </w:pPr>
+    <w:rPr>
+      <w:rFonts w:ascii="Times New Roman" w:eastAsia="Times New Roman" w:hAnsi="Times New Roman"/>
+      <w:color w:val="000000"/>
+      <w:sz w:val="24"/>
+    </w:rPr>
   </w:style>
   <w:style w:customStyle="1" w:styleId="AbstractTitle" w:type="paragraph">
     <w:name w:val="Abstract Title"/>
@@ -1781,15 +1871,15 @@
     <w:pPr>
       <w:keepNext/>
       <w:keepLines/>
-      <w:jc w:val="center"/>
-      <w:spacing w:after="0" w:before="300"/>
-    </w:pPr>
-    <w:rPr>
-      <w:sz w:val="20"/>
+      <w:jc w:val="both"/>
+      <w:spacing w:after="0" w:before="300" w:line="276" w:lineRule="auto"/>
+    </w:pPr>
+    <w:rPr>
+      <w:color w:val="000000"/>
+      <w:sz w:val="24"/>
       <w:szCs w:val="20"/>
+      <w:rFonts w:ascii="Times New Roman" w:eastAsia="Times New Roman" w:hAnsi="Times New Roman"/>
       <w:b/>
-      <w:color w:val="345A8A"/>
-      &gt;
     </w:rPr>
   </w:style>
   <w:style w:customStyle="1" w:styleId="Abstract" w:type="paragraph">
@@ -1800,10 +1890,13 @@
     <w:pPr>
       <w:keepNext/>
       <w:keepLines/>
-      <w:spacing w:after="300" w:before="100"/>
-    </w:pPr>
-    <w:rPr>
-      <w:sz w:val="20"/>
+      <w:spacing w:after="300" w:before="100" w:line="276" w:lineRule="auto"/>
+      <w:jc w:val="both"/>
+    </w:pPr>
+    <w:rPr>
+      <w:rFonts w:ascii="Times New Roman" w:eastAsia="Times New Roman" w:hAnsi="Times New Roman"/>
+      <w:color w:val="000000"/>
+      <w:sz w:val="24"/>
       <w:szCs w:val="20"/>
     </w:rPr>
   </w:style>
@@ -1812,8 +1905,15 @@
     <w:basedOn w:val="Normal"/>
     <w:next w:val="Bibliography"/>
     <w:qFormat/>
-    <w:pPr/>
-    <w:rPr/>
+    <w:pPr>
+      <w:spacing w:line="276" w:lineRule="auto"/>
+      <w:jc w:val="both"/>
+    </w:pPr>
+    <w:rPr>
+      <w:rFonts w:ascii="Times New Roman" w:eastAsia="Times New Roman" w:hAnsi="Times New Roman"/>
+      <w:color w:val="000000"/>
+      <w:sz w:val="24"/>
+    </w:rPr>
   </w:style>
   <w:style w:styleId="Heading1" w:type="paragraph">
     <w:name w:val="Heading 1"/>
@@ -1824,15 +1924,16 @@
     <w:pPr>
       <w:keepNext/>
       <w:keepLines/>
-      <w:spacing w:after="0" w:before="480"/>
+      <w:spacing w:after="0" w:before="480" w:line="276" w:lineRule="auto"/>
+      <w:jc w:val="both"/>
       <w:outlineLvl w:val="0"/>
     </w:pPr>
     <w:rPr>
-      <w:rFonts w:asciiTheme="majorHAnsi" w:cstheme="majorBidi" w:eastAsiaTheme="majorEastAsia" w:hAnsiTheme="majorHAnsi"/>
+      <w:rFonts w:ascii="Times New Roman" w:asciiTheme="majorHAnsi" w:cstheme="majorBidi" w:eastAsia="Times New Roman" w:eastAsiaTheme="majorEastAsia" w:hAnsi="Times New Roman" w:hAnsiTheme="majorHAnsi"/>
       <w:b/>
       <w:bCs/>
-      <w:color w:themeColor="accent1" w:val="4F81BD"/>
-      <w:sz w:val="32"/>
+      <w:color w:val="000000"/>
+      <w:sz w:val="24"/>
       <w:szCs w:val="32"/>
     </w:rPr>
   </w:style>
@@ -1846,15 +1947,16 @@
     <w:pPr>
       <w:keepNext/>
       <w:keepLines/>
-      <w:spacing w:after="0" w:before="200"/>
+      <w:spacing w:after="0" w:before="200" w:line="276" w:lineRule="auto"/>
+      <w:jc w:val="both"/>
       <w:outlineLvl w:val="1"/>
     </w:pPr>
     <w:rPr>
-      <w:rFonts w:asciiTheme="majorHAnsi" w:cstheme="majorBidi" w:eastAsiaTheme="majorEastAsia" w:hAnsiTheme="majorHAnsi"/>
+      <w:rFonts w:ascii="Times New Roman" w:asciiTheme="majorHAnsi" w:cstheme="majorBidi" w:eastAsia="Times New Roman" w:eastAsiaTheme="majorEastAsia" w:hAnsi="Times New Roman" w:hAnsiTheme="majorHAnsi"/>
       <w:b/>
       <w:bCs/>
-      <w:color w:themeColor="accent1" w:val="4F81BD"/>
-      <w:sz w:val="28"/>
+      <w:color w:val="000000"/>
+      <w:sz w:val="24"/>
       <w:szCs w:val="28"/>
     </w:rPr>
   </w:style>
@@ -1868,14 +1970,15 @@
     <w:pPr>
       <w:keepNext/>
       <w:keepLines/>
-      <w:spacing w:after="0" w:before="200"/>
+      <w:spacing w:after="0" w:before="200" w:line="276" w:lineRule="auto"/>
+      <w:jc w:val="both"/>
       <w:outlineLvl w:val="2"/>
     </w:pPr>
     <w:rPr>
-      <w:rFonts w:asciiTheme="majorHAnsi" w:cstheme="majorBidi" w:eastAsiaTheme="majorEastAsia" w:hAnsiTheme="majorHAnsi"/>
+      <w:rFonts w:ascii="Times New Roman" w:asciiTheme="majorHAnsi" w:cstheme="majorBidi" w:eastAsia="Times New Roman" w:eastAsiaTheme="majorEastAsia" w:hAnsi="Times New Roman" w:hAnsiTheme="majorHAnsi"/>
       <w:b/>
       <w:bCs/>
-      <w:color w:themeColor="accent1" w:val="4F81BD"/>
+      <w:color w:val="000000"/>
       <w:sz w:val="24"/>
       <w:szCs w:val="24"/>
     </w:rPr>
@@ -1890,14 +1993,15 @@
     <w:pPr>
       <w:keepNext/>
       <w:keepLines/>
-      <w:spacing w:after="0" w:before="200"/>
+      <w:spacing w:after="0" w:before="200" w:line="276" w:lineRule="auto"/>
+      <w:jc w:val="both"/>
       <w:outlineLvl w:val="3"/>
     </w:pPr>
     <w:rPr>
-      <w:rFonts w:asciiTheme="majorHAnsi" w:cstheme="majorBidi" w:eastAsiaTheme="majorEastAsia" w:hAnsiTheme="majorHAnsi"/>
+      <w:rFonts w:ascii="Times New Roman" w:asciiTheme="majorHAnsi" w:cstheme="majorBidi" w:eastAsia="Times New Roman" w:eastAsiaTheme="majorEastAsia" w:hAnsi="Times New Roman" w:hAnsiTheme="majorHAnsi"/>
       <w:i/>
       <w:bCs/>
-      <w:color w:themeColor="accent1" w:val="4F81BD"/>
+      <w:color w:val="000000"/>
       <w:sz w:val="24"/>
       <w:szCs w:val="24"/>
     </w:rPr>
@@ -1912,13 +2016,14 @@
     <w:pPr>
       <w:keepNext/>
       <w:keepLines/>
-      <w:spacing w:after="0" w:before="200"/>
+      <w:spacing w:after="0" w:before="200" w:line="276" w:lineRule="auto"/>
+      <w:jc w:val="both"/>
       <w:outlineLvl w:val="4"/>
     </w:pPr>
     <w:rPr>
-      <w:rFonts w:asciiTheme="majorHAnsi" w:cstheme="majorBidi" w:eastAsiaTheme="majorEastAsia" w:hAnsiTheme="majorHAnsi"/>
+      <w:rFonts w:ascii="Times New Roman" w:asciiTheme="majorHAnsi" w:cstheme="majorBidi" w:eastAsia="Times New Roman" w:eastAsiaTheme="majorEastAsia" w:hAnsi="Times New Roman" w:hAnsiTheme="majorHAnsi"/>
       <w:iCs/>
-      <w:color w:themeColor="accent1" w:val="4F81BD"/>
+      <w:color w:val="000000"/>
       <w:sz w:val="24"/>
       <w:szCs w:val="24"/>
     </w:rPr>
@@ -1933,12 +2038,13 @@
     <w:pPr>
       <w:keepNext/>
       <w:keepLines/>
-      <w:spacing w:after="0" w:before="200"/>
+      <w:spacing w:after="0" w:before="200" w:line="276" w:lineRule="auto"/>
+      <w:jc w:val="both"/>
       <w:outlineLvl w:val="5"/>
     </w:pPr>
     <w:rPr>
-      <w:rFonts w:asciiTheme="majorHAnsi" w:cstheme="majorBidi" w:eastAsiaTheme="majorEastAsia" w:hAnsiTheme="majorHAnsi"/>
-      <w:color w:themeColor="accent1" w:val="4F81BD"/>
+      <w:rFonts w:ascii="Times New Roman" w:asciiTheme="majorHAnsi" w:cstheme="majorBidi" w:eastAsia="Times New Roman" w:eastAsiaTheme="majorEastAsia" w:hAnsi="Times New Roman" w:hAnsiTheme="majorHAnsi"/>
+      <w:color w:val="000000"/>
       <w:sz w:val="24"/>
       <w:szCs w:val="24"/>
     </w:rPr>
@@ -1953,12 +2059,13 @@
     <w:pPr>
       <w:keepNext/>
       <w:keepLines/>
-      <w:spacing w:after="0" w:before="200"/>
+      <w:spacing w:after="0" w:before="200" w:line="276" w:lineRule="auto"/>
+      <w:jc w:val="both"/>
       <w:outlineLvl w:val="6"/>
     </w:pPr>
     <w:rPr>
-      <w:rFonts w:asciiTheme="majorHAnsi" w:cstheme="majorBidi" w:eastAsiaTheme="majorEastAsia" w:hAnsiTheme="majorHAnsi"/>
-      <w:color w:themeColor="accent1" w:val="4F81BD"/>
+      <w:rFonts w:ascii="Times New Roman" w:asciiTheme="majorHAnsi" w:cstheme="majorBidi" w:eastAsia="Times New Roman" w:eastAsiaTheme="majorEastAsia" w:hAnsi="Times New Roman" w:hAnsiTheme="majorHAnsi"/>
+      <w:color w:val="000000"/>
       <w:sz w:val="24"/>
       <w:szCs w:val="24"/>
     </w:rPr>
@@ -1973,12 +2080,13 @@
     <w:pPr>
       <w:keepNext/>
       <w:keepLines/>
-      <w:spacing w:after="0" w:before="200"/>
+      <w:spacing w:after="0" w:before="200" w:line="276" w:lineRule="auto"/>
+      <w:jc w:val="both"/>
       <w:outlineLvl w:val="7"/>
     </w:pPr>
     <w:rPr>
-      <w:rFonts w:asciiTheme="majorHAnsi" w:cstheme="majorBidi" w:eastAsiaTheme="majorEastAsia" w:hAnsiTheme="majorHAnsi"/>
-      <w:color w:themeColor="accent1" w:val="4F81BD"/>
+      <w:rFonts w:ascii="Times New Roman" w:asciiTheme="majorHAnsi" w:cstheme="majorBidi" w:eastAsia="Times New Roman" w:eastAsiaTheme="majorEastAsia" w:hAnsi="Times New Roman" w:hAnsiTheme="majorHAnsi"/>
+      <w:color w:val="000000"/>
       <w:sz w:val="24"/>
       <w:szCs w:val="24"/>
     </w:rPr>
@@ -1993,12 +2101,13 @@
     <w:pPr>
       <w:keepNext/>
       <w:keepLines/>
-      <w:spacing w:after="0" w:before="200"/>
+      <w:spacing w:after="0" w:before="200" w:line="276" w:lineRule="auto"/>
+      <w:jc w:val="both"/>
       <w:outlineLvl w:val="8"/>
     </w:pPr>
     <w:rPr>
-      <w:rFonts w:asciiTheme="majorHAnsi" w:cstheme="majorBidi" w:eastAsiaTheme="majorEastAsia" w:hAnsiTheme="majorHAnsi"/>
-      <w:color w:themeColor="accent1" w:val="4F81BD"/>
+      <w:rFonts w:ascii="Times New Roman" w:asciiTheme="majorHAnsi" w:cstheme="majorBidi" w:eastAsia="Times New Roman" w:eastAsiaTheme="majorEastAsia" w:hAnsi="Times New Roman" w:hAnsiTheme="majorHAnsi"/>
+      <w:color w:val="000000"/>
       <w:sz w:val="24"/>
       <w:szCs w:val="24"/>
     </w:rPr>
@@ -2011,9 +2120,15 @@
     <w:unhideWhenUsed/>
     <w:qFormat/>
     <w:pPr>
-      <w:spacing w:after="100" w:before="100"/>
+      <w:spacing w:after="100" w:before="100" w:line="276" w:lineRule="auto"/>
       <w:ind w:firstLine="0" w:left="480" w:right="480"/>
-    </w:pPr>
+      <w:jc w:val="both"/>
+    </w:pPr>
+    <w:rPr>
+      <w:rFonts w:ascii="Times New Roman" w:eastAsia="Times New Roman" w:hAnsi="Times New Roman"/>
+      <w:color w:val="000000"/>
+      <w:sz w:val="24"/>
+    </w:rPr>
   </w:style>
   <w:style w:styleId="FootnoteText" w:type="paragraph">
     <w:name w:val="Footnote Text"/>
@@ -2022,11 +2137,25 @@
     <w:uiPriority w:val="9"/>
     <w:unhideWhenUsed/>
     <w:qFormat/>
+    <w:pPr>
+      <w:spacing w:line="276" w:lineRule="auto"/>
+      <w:jc w:val="both"/>
+    </w:pPr>
+    <w:rPr>
+      <w:rFonts w:ascii="Times New Roman" w:eastAsia="Times New Roman" w:hAnsi="Times New Roman"/>
+      <w:color w:val="000000"/>
+      <w:sz w:val="24"/>
+    </w:rPr>
   </w:style>
   <w:style w:default="1" w:styleId="DefaultParagraphFont" w:type="character">
     <w:name w:val="Default Paragraph Font"/>
     <w:semiHidden/>
     <w:unhideWhenUsed/>
+    <w:rPr>
+      <w:rFonts w:ascii="Times New Roman" w:eastAsia="Times New Roman" w:hAnsi="Times New Roman"/>
+      <w:color w:val="000000"/>
+      <w:sz w:val="24"/>
+    </w:rPr>
   </w:style>
   <w:style w:default="1" w:styleId="Table" w:type="table">
     <w:name w:val="Table"/>
@@ -2034,6 +2163,15 @@
     <w:semiHidden/>
     <w:unhideWhenUsed/>
     <w:qFormat/>
+    <w:pPr>
+      <w:spacing w:line="276" w:lineRule="auto"/>
+      <w:jc w:val="both"/>
+    </w:pPr>
+    <w:rPr>
+      <w:rFonts w:ascii="Times New Roman" w:eastAsia="Times New Roman" w:hAnsi="Times New Roman"/>
+      <w:color w:val="000000"/>
+      <w:sz w:val="24"/>
+    </w:rPr>
     <w:tblPr>
       <w:tblInd w:type="dxa" w:w="0"/>
       <w:tblCellMar>
@@ -2066,25 +2204,42 @@
     <w:pPr>
       <w:keepNext/>
       <w:keepLines/>
-      <w:spacing w:after="0"/>
-    </w:pPr>
-    <w:rPr>
+      <w:spacing w:after="0" w:line="276" w:lineRule="auto"/>
+      <w:jc w:val="both"/>
+    </w:pPr>
+    <w:rPr>
+      <w:rFonts w:ascii="Times New Roman" w:eastAsia="Times New Roman" w:hAnsi="Times New Roman"/>
       <w:b/>
+      <w:color w:val="000000"/>
+      <w:sz w:val="24"/>
     </w:rPr>
   </w:style>
   <w:style w:customStyle="1" w:styleId="Definition" w:type="paragraph">
     <w:name w:val="Definition"/>
     <w:basedOn w:val="Normal"/>
+    <w:pPr>
+      <w:spacing w:line="276" w:lineRule="auto"/>
+      <w:jc w:val="both"/>
+    </w:pPr>
+    <w:rPr>
+      <w:rFonts w:ascii="Times New Roman" w:eastAsia="Times New Roman" w:hAnsi="Times New Roman"/>
+      <w:color w:val="000000"/>
+      <w:sz w:val="24"/>
+    </w:rPr>
   </w:style>
   <w:style w:styleId="Caption" w:type="paragraph">
     <w:name w:val="Caption"/>
     <w:basedOn w:val="Normal"/>
     <w:link w:val="BodyTextChar"/>
     <w:pPr>
-      <w:spacing w:after="120" w:before="0"/>
-    </w:pPr>
-    <w:rPr>
+      <w:spacing w:after="120" w:before="0" w:line="276" w:lineRule="auto"/>
+      <w:jc w:val="both"/>
+    </w:pPr>
+    <w:rPr>
+      <w:rFonts w:ascii="Times New Roman" w:eastAsia="Times New Roman" w:hAnsi="Times New Roman"/>
       <w:i/>
+      <w:color w:val="000000"/>
+      <w:sz w:val="24"/>
     </w:rPr>
   </w:style>
   <w:style w:customStyle="1" w:styleId="TableCaption" w:type="paragraph">
@@ -2092,44 +2247,90 @@
     <w:basedOn w:val="Caption"/>
     <w:pPr>
       <w:keepNext/>
-    </w:pPr>
+      <w:spacing w:line="276" w:lineRule="auto"/>
+      <w:jc w:val="both"/>
+    </w:pPr>
+    <w:rPr>
+      <w:rFonts w:ascii="Times New Roman" w:eastAsia="Times New Roman" w:hAnsi="Times New Roman"/>
+      <w:color w:val="000000"/>
+      <w:sz w:val="24"/>
+    </w:rPr>
   </w:style>
   <w:style w:customStyle="1" w:styleId="ImageCaption" w:type="paragraph">
     <w:name w:val="Image Caption"/>
     <w:basedOn w:val="Caption"/>
+    <w:pPr>
+      <w:spacing w:line="276" w:lineRule="auto"/>
+      <w:jc w:val="both"/>
+    </w:pPr>
+    <w:rPr>
+      <w:rFonts w:ascii="Times New Roman" w:eastAsia="Times New Roman" w:hAnsi="Times New Roman"/>
+      <w:color w:val="000000"/>
+      <w:sz w:val="24"/>
+    </w:rPr>
   </w:style>
   <w:style w:customStyle="1" w:styleId="Figure" w:type="paragraph">
     <w:name w:val="Figure"/>
     <w:basedOn w:val="Normal"/>
+    <w:pPr>
+      <w:spacing w:line="276" w:lineRule="auto"/>
+      <w:jc w:val="both"/>
+    </w:pPr>
+    <w:rPr>
+      <w:rFonts w:ascii="Times New Roman" w:eastAsia="Times New Roman" w:hAnsi="Times New Roman"/>
+      <w:color w:val="000000"/>
+      <w:sz w:val="24"/>
+    </w:rPr>
   </w:style>
   <w:style w:customStyle="1" w:styleId="CaptionedFigure" w:type="paragraph">
     <w:name w:val="Captioned Figure"/>
     <w:basedOn w:val="Figure"/>
     <w:pPr>
       <w:keepNext/>
-    </w:pPr>
+      <w:spacing w:line="276" w:lineRule="auto"/>
+      <w:jc w:val="both"/>
+    </w:pPr>
+    <w:rPr>
+      <w:rFonts w:ascii="Times New Roman" w:eastAsia="Times New Roman" w:hAnsi="Times New Roman"/>
+      <w:color w:val="000000"/>
+      <w:sz w:val="24"/>
+    </w:rPr>
   </w:style>
   <w:style w:customStyle="1" w:styleId="BodyTextChar" w:type="character">
     <w:name w:val="Body Text Char"/>
     <w:basedOn w:val="DefaultParagraphFont"/>
     <w:link w:val="BodyText"/>
+    <w:rPr>
+      <w:rFonts w:ascii="Times New Roman" w:eastAsia="Times New Roman" w:hAnsi="Times New Roman"/>
+      <w:color w:val="000000"/>
+      <w:sz w:val="24"/>
+    </w:rPr>
   </w:style>
   <w:style w:customStyle="1" w:styleId="VerbatimChar" w:type="character">
     <w:name w:val="Verbatim Char"/>
     <w:basedOn w:val="BodyTextChar"/>
     <w:rPr>
-      <w:rFonts w:ascii="Consolas" w:hAnsi="Consolas"/>
-      <w:sz w:val="22"/>
+      <w:rFonts w:ascii="Times New Roman" w:eastAsia="Times New Roman" w:hAnsi="Times New Roman"/>
+      <w:color w:val="000000"/>
+      <w:sz w:val="24"/>
     </w:rPr>
   </w:style>
   <w:style w:customStyle="1" w:styleId="SectionNumber" w:type="character">
     <w:name w:val="Section Number"/>
     <w:basedOn w:val="BodyTextChar"/>
+    <w:rPr>
+      <w:rFonts w:ascii="Times New Roman" w:eastAsia="Times New Roman" w:hAnsi="Times New Roman"/>
+      <w:color w:val="000000"/>
+      <w:sz w:val="24"/>
+    </w:rPr>
   </w:style>
   <w:style w:styleId="FootnoteReference" w:type="character">
     <w:name w:val="Footnote Reference"/>
     <w:basedOn w:val="BodyTextChar"/>
     <w:rPr>
+      <w:rFonts w:ascii="Times New Roman" w:eastAsia="Times New Roman" w:hAnsi="Times New Roman"/>
+      <w:color w:val="000000"/>
+      <w:sz w:val="24"/>
       <w:vertAlign w:val="superscript"/>
     </w:rPr>
   </w:style>
@@ -2137,7 +2338,9 @@
     <w:name w:val="Hyperlink"/>
     <w:basedOn w:val="BodyTextChar"/>
     <w:rPr>
-      <w:color w:themeColor="accent1" w:val="4F81BD"/>
+      <w:rFonts w:ascii="Times New Roman" w:eastAsia="Times New Roman" w:hAnsi="Times New Roman"/>
+      <w:color w:val="000000"/>
+      <w:sz w:val="24"/>
     </w:rPr>
   </w:style>
   <w:style w:styleId="TOCHeading" w:type="paragraph">
@@ -2148,14 +2351,16 @@
     <w:unhideWhenUsed/>
     <w:qFormat/>
     <w:pPr>
-      <w:spacing w:before="240" w:line="259" w:lineRule="auto"/>
+      <w:spacing w:before="240" w:line="276" w:lineRule="auto"/>
+      <w:jc w:val="both"/>
       <w:outlineLvl w:val="9"/>
     </w:pPr>
     <w:rPr>
-      <w:rFonts w:asciiTheme="majorHAnsi" w:cstheme="majorBidi" w:eastAsiaTheme="majorEastAsia" w:hAnsiTheme="majorHAnsi"/>
+      <w:rFonts w:ascii="Times New Roman" w:asciiTheme="majorHAnsi" w:cstheme="majorBidi" w:eastAsia="Times New Roman" w:eastAsiaTheme="majorEastAsia" w:hAnsi="Times New Roman" w:hAnsiTheme="majorHAnsi"/>
       <w:b w:val="0"/>
       <w:bCs w:val="0"/>
-      <w:color w:themeColor="accent1" w:themeShade="BF" w:val="365F91"/>
+      <w:color w:val="000000"/>
+      <w:sz w:val="24"/>
     </w:rPr>
   </w:style>
   <w:style w:type="paragraph" w:customStyle="1" w:styleId="SourceCode">

--- a/p3/submission/p3_vietnam_title_page.docx
+++ b/p3/submission/p3_vietnam_title_page.docx
@@ -64,7 +64,7 @@
         <w:t xml:space="preserve"> </w:t>
       </w:r>
       <w:r>
-        <w:t xml:space="preserve">Journal of Asia Business Studies (JABS), Emerald Publishing</w:t>
+        <w:t xml:space="preserve">Asia Pacific Journal of Management (APJM), Springer</w:t>
       </w:r>
     </w:p>
     <w:p>
@@ -170,7 +170,7 @@
         <w:t xml:space="preserve"> </w:t>
       </w:r>
       <w:r>
-        <w:t xml:space="preserve">College of Economics, Can Tho University (CTU)</w:t>
+        <w:t xml:space="preserve">School of Economics, Can Tho University (CTU)</w:t>
       </w:r>
     </w:p>
     <w:p>
@@ -346,7 +346,7 @@
         <w:t xml:space="preserve"> </w:t>
       </w:r>
       <w:r>
-        <w:t xml:space="preserve">College of Economics, Can Tho University (CTU)</w:t>
+        <w:t xml:space="preserve">School of Economics, Can Tho University (CTU)</w:t>
       </w:r>
     </w:p>
     <w:p>

--- a/p3/submission/p3_vietnam_title_page.docx
+++ b/p3/submission/p3_vietnam_title_page.docx
@@ -218,7 +218,7 @@
           <w:rPr>
             <w:rStyle w:val="Hyperlink"/>
           </w:rPr>
-          <w:t xml:space="preserve">huongp1323001@gstudent.ctu.edu.vn</w:t>
+          <w:t xml:space="preserve">thuyhuongctu@gmail.com</w:t>
         </w:r>
       </w:hyperlink>
     </w:p>
